--- a/WIN Abstract_Precision Oncology_Zach Schneider-Lynch.docx
+++ b/WIN Abstract_Precision Oncology_Zach Schneider-Lynch.docx
@@ -119,7 +119,7 @@
         <w:t xml:space="preserve">Background: </w:t>
       </w:r>
       <w:r>
-        <w:t>Wikipedia is among the most accessed health information sources and depends entirely upon volunteer editors, and is often the only free explanation of a biomarker report or targeted agent available outside academic cancer centres. As biomarker-driven care enters routine practice, the readability of this precision oncology (PO) content becomes consequential for equitable access, yet has never been systematically characterised. We developed a customized algorithm and dashboard to address this unmet need.</w:t>
+        <w:t>Wikipedia is the most accessed online health information resource and depends entirely upon volunteer editors, and is often the only free explanation of a biomarker report or targeted agent available outside academic cancer centres. General cancer content was shown over a decade ago to read at college level (Flesch-Kincaid grade 14.1 versus 9.6 for the NCI Physician Data Query database), but the precision oncology (PO) corpus has never been separately characterised, even as biomarker-driven care enters routine practice. We developed a customized algorithm and dashboard to address this unmet need.</w:t>
       </w:r>
     </w:p>
     <w:p>
@@ -205,7 +205,7 @@
         <w:t xml:space="preserve">Background: </w:t>
       </w:r>
       <w:r>
-        <w:t>Wikipedia is among the most accessed health information sources and depends entirely upon volunteer editors. For patients and clinicians without access to subscription resources or academic cancer centres, it is often the first and only free explanation of a biomarker report, a targeted agent, or an inherited cancer risk. As biomarker-driven care enters routine practice, the quality and readability of this freely available precision oncology (PO) content becomes consequential for equitable access, yet has never been systematically characterised. We developed a customized algorithm and dashboard to address this unmet need.</w:t>
+        <w:t>Wikipedia is the most accessed online health information resource and depends entirely upon volunteer editors. For patients and clinicians outside academic cancer centres it is frequently the first freely available explanation of a biomarker report, a targeted agent, or an inherited cancer risk. General cancer content on Wikipedia was shown over a decade ago to read at college level (Flesch-Kincaid grade 14.1, versus 9.6 for the NCI Physician Data Query database), but the precision oncology (PO) corpus specifically has never been separately characterised, even as biomarker-driven care enters routine practice. We developed a customized algorithm and dashboard to address this unmet need.</w:t>
       </w:r>
     </w:p>
     <w:p>
@@ -233,7 +233,7 @@
         <w:t xml:space="preserve">Results: </w:t>
       </w:r>
       <w:r>
-        <w:t>Among &gt;53,000 WikiProject Medicine-tracked articles, 1,859 cancer-specific articles were identified, of which 131 were PO-specific. PO articles drew a median 9,559 annual pageviews versus 2,432 for other cancer articles (p&lt;0.001; 2.96 million views in total), yet were written at a significantly higher median FK grade level of 14.4 (IQR 12.3–16.1) versus 13.6 (p=0.020). Only 1 of 128 PO articles (0.8%) was readable at or below the eighth-grade level of the average US adult, while 78.9% exceeded twelfth-grade level. Median Impact-Need Score was 66.1 (IQR 59.4–74.0) versus 63.5 (p=0.008); 49.6% were rated Stub or Start quality, with one Good Article and none Featured. Rare cancers showed the widest gap, drawing a median 15,497 annual views with 90.9% written above twelfth-grade level.</w:t>
+        <w:t>Among &gt;53,000 WikiProject Medicine-tracked articles, 1,859 cancer-specific articles were identified, of which 131 were PO-specific. PO articles drew a median 9,559 annual pageviews versus 2,432 for other cancer articles (p&lt;0.001; 2.96 million views in total), yet were written at a significantly higher median FK grade level of 14.4 (IQR 12.3–16.1) versus 13.6 (p=0.020). Only 1 of 128 PO articles (0.8%) was readable at or below the eighth-grade level of the average US adult, while 78.9% exceeded twelfth-grade level. Median Impact-Need Score was 66.1 (IQR 59.4–74.0) versus 63.5 (p=0.008); 49.6% were rated Stub or Start quality, with one Good Article and none Featured. Rare cancers showed the widest gap, drawing a median 15,497 annual views with 90.9% written above twelfth-grade level. The cancer-wide median of 13.6 closely matches the grade 14.1 reported for Wikipedia cancer content in 2011, indicating no readability improvement over fifteen years.</w:t>
       </w:r>
     </w:p>
     <w:p>
@@ -436,6 +436,204 @@
       </w:pPr>
       <w:r>
         <w:t>Hereditary cancer predisposition is the largest single pillar (37 of 131); a reviewer could argue cancer genetics sits adjacent to, rather than within, precision oncology</w:t>
+      </w:r>
+    </w:p>
+    <w:p>
+      <w:r>
+        <w:br w:type="page"/>
+      </w:r>
+    </w:p>
+    <w:p>
+      <w:pPr>
+        <w:spacing w:before="0" w:after="80"/>
+      </w:pPr>
+      <w:r>
+        <w:rPr>
+          <w:b/>
+          <w:sz w:val="26"/>
+        </w:rPr>
+        <w:t>References supporting the Background</w:t>
+      </w:r>
+    </w:p>
+    <w:p>
+      <w:pPr>
+        <w:spacing w:after="200"/>
+      </w:pPr>
+      <w:r>
+        <w:rPr>
+          <w:i/>
+          <w:color w:val="666666"/>
+          <w:sz w:val="19"/>
+        </w:rPr>
+        <w:t>Each Background claim was checked against the literature. Items flagged VERIFIED were confirmed against full text; the remainder were identified via search and should be confirmed before submission.</w:t>
+      </w:r>
+    </w:p>
+    <w:p>
+      <w:pPr>
+        <w:spacing w:after="40"/>
+      </w:pPr>
+      <w:r>
+        <w:rPr>
+          <w:b/>
+        </w:rPr>
+        <w:t xml:space="preserve">1. </w:t>
+      </w:r>
+      <w:r>
+        <w:t>Smith DA. Situating Wikipedia as a health information resource in various contexts: A scoping review. PLoS One. 2020;15(2):e0228786. doi:10.1371/journal.pone.0228786. PMC7028268.</w:t>
+      </w:r>
+    </w:p>
+    <w:p>
+      <w:pPr>
+        <w:spacing w:after="200"/>
+        <w:ind w:left="432"/>
+      </w:pPr>
+      <w:r>
+        <w:rPr>
+          <w:i/>
+          <w:color w:val="666666"/>
+          <w:sz w:val="19"/>
+        </w:rPr>
+        <w:t>VERIFIED against full text. Supports the opening sentence directly: “English language medical content has received more unique pageviews than any other health information resource online,” and “accessed frequently, as much as or more than other free online health information sources, such as Medline Plus.” Also reports Wikipedia pages ranking highly in Google results, with ~93% of clicks arriving from Google.</w:t>
+      </w:r>
+    </w:p>
+    <w:p>
+      <w:pPr>
+        <w:spacing w:after="40"/>
+      </w:pPr>
+      <w:r>
+        <w:rPr>
+          <w:b/>
+        </w:rPr>
+        <w:t xml:space="preserve">2. </w:t>
+      </w:r>
+      <w:r>
+        <w:t>Rajagopalan MS, Khanna VK, Leiter Y, Stott M, Showalter TN, Dicker AP, Lawrence YR. Patient-oriented cancer information on the internet: a comparison of Wikipedia and a professionally maintained database. J Oncol Pract. 2011;7(5):319-323. doi:10.1200/JOP.2010.000209. PMID 22211130.</w:t>
+      </w:r>
+    </w:p>
+    <w:p>
+      <w:pPr>
+        <w:spacing w:after="200"/>
+        <w:ind w:left="432"/>
+      </w:pPr>
+      <w:r>
+        <w:rPr>
+          <w:i/>
+          <w:color w:val="666666"/>
+          <w:sz w:val="19"/>
+        </w:rPr>
+        <w:t>VERIFIED against PMC full text. Supports the grade 14.1 vs 9.6 comparison, 10 cancer types (5 common, 5 uncommon), and comparable accuracy (1 error in 80 statements). Cite as prior work — an unqualified novelty claim is untenable against it, which is why the claim is narrowed to the precision oncology corpus.</w:t>
+      </w:r>
+    </w:p>
+    <w:p>
+      <w:pPr>
+        <w:spacing w:after="40"/>
+      </w:pPr>
+      <w:r>
+        <w:rPr>
+          <w:b/>
+        </w:rPr>
+        <w:t xml:space="preserve">3. </w:t>
+      </w:r>
+      <w:r>
+        <w:t>Kutner M, Greenberg E, Jin Y, Paulsen C. The Health Literacy of America’s Adults: Results From the 2003 National Assessment of Adult Literacy (NCES 2006-483). US Department of Education, National Center for Education Statistics; 2006.</w:t>
+      </w:r>
+    </w:p>
+    <w:p>
+      <w:pPr>
+        <w:spacing w:after="200"/>
+        <w:ind w:left="432"/>
+      </w:pPr>
+      <w:r>
+        <w:rPr>
+          <w:i/>
+          <w:color w:val="666666"/>
+          <w:sz w:val="19"/>
+        </w:rPr>
+        <w:t>Underpins the eighth-grade benchmark for the average US adult used in Results.</w:t>
+      </w:r>
+    </w:p>
+    <w:p>
+      <w:pPr>
+        <w:spacing w:after="40"/>
+      </w:pPr>
+      <w:r>
+        <w:rPr>
+          <w:b/>
+        </w:rPr>
+        <w:t xml:space="preserve">4. </w:t>
+      </w:r>
+      <w:r>
+        <w:t>American Medical Association / National Institutes of Health patient education readability guidance (commonly cited as ≤ 6th grade; NIH guidance sometimes cited as 6th–8th).</w:t>
+      </w:r>
+    </w:p>
+    <w:p>
+      <w:pPr>
+        <w:spacing w:after="200"/>
+        <w:ind w:left="432"/>
+      </w:pPr>
+      <w:r>
+        <w:rPr>
+          <w:i/>
+          <w:color w:val="666666"/>
+          <w:sz w:val="19"/>
+        </w:rPr>
+        <w:t>A STRONGER benchmark than the NAAL population average: it is a normative standard, and the gap it implies is larger. Trace to the primary AMA/NIH document before citing — secondary sources disagree on the exact grade.</w:t>
+      </w:r>
+    </w:p>
+    <w:p>
+      <w:pPr>
+        <w:spacing w:before="320" w:after="80"/>
+      </w:pPr>
+      <w:r>
+        <w:rPr>
+          <w:b/>
+          <w:sz w:val="26"/>
+        </w:rPr>
+        <w:t>Considered and deliberately not used</w:t>
+      </w:r>
+    </w:p>
+    <w:p>
+      <w:pPr>
+        <w:spacing w:after="40"/>
+      </w:pPr>
+      <w:r>
+        <w:t>IMS Institute for Healthcare Informatics. Engaging patients through social media. 2014.</w:t>
+      </w:r>
+    </w:p>
+    <w:p>
+      <w:pPr>
+        <w:spacing w:after="200"/>
+        <w:ind w:left="432"/>
+      </w:pPr>
+      <w:r>
+        <w:rPr>
+          <w:i/>
+          <w:color w:val="666666"/>
+          <w:sz w:val="19"/>
+        </w:rPr>
+        <w:t>Source of the widely repeated “~50% of US physicians consult Wikipedia” figure. It is an industry report rather than peer-reviewed, and Smith (2020) states outright that “the evidence for professional use is more limited.” The physician clause was removed from the Background rather than rest on this.</w:t>
+      </w:r>
+    </w:p>
+    <w:p>
+      <w:pPr>
+        <w:spacing w:after="40"/>
+      </w:pPr>
+      <w:r>
+        <w:t>Rössler B, Holldack H, Schebesta K. Influence of Wikipedia and other web resources on acute and critical care decisions: a web-based survey. Intensive Care Med Exp. 2015;3(Suppl 1):A867.</w:t>
+      </w:r>
+    </w:p>
+    <w:p>
+      <w:pPr>
+        <w:spacing w:after="200"/>
+        <w:ind w:left="432"/>
+      </w:pPr>
+      <w:r>
+        <w:rPr>
+          <w:i/>
+          <w:color w:val="666666"/>
+          <w:sz w:val="19"/>
+        </w:rPr>
+        <w:t>Reports 77% of interns, 74% of residents and 65% of consultants using Wikipedia — but it is a conference meeting abstract rather than a full paper, n=372, anaesthesia and critical care only, and Austrian/Australian rather than US. Not generalisable to the claim.</w:t>
       </w:r>
     </w:p>
     <w:sectPr>
